--- a/02. Hồ sơ khoa học đề cương - MẪU/05. QĐ TLHĐ khoa học xét đề cương.docx
+++ b/02. Hồ sơ khoa học đề cương - MẪU/05. QĐ TLHĐ khoa học xét đề cương.docx
@@ -72,96 +72,18 @@
               <w:rPr>
                 <w:noProof/>
               </w:rPr>
-              <mc:AlternateContent>
-                <mc:Choice Requires="wps">
-                  <w:drawing>
-                    <wp:anchor distT="0" distB="0" distL="114300" distR="114300" simplePos="0" relativeHeight="251657728" behindDoc="0" locked="0" layoutInCell="1" allowOverlap="1" wp14:anchorId="4CD8500D" wp14:editId="774A45D4">
-                      <wp:simplePos x="0" y="0"/>
-                      <wp:positionH relativeFrom="column">
-                        <wp:posOffset>663575</wp:posOffset>
-                      </wp:positionH>
-                      <wp:positionV relativeFrom="paragraph">
-                        <wp:posOffset>245745</wp:posOffset>
-                      </wp:positionV>
-                      <wp:extent cx="1257300" cy="0"/>
-                      <wp:effectExtent l="8890" t="5715" r="10160" b="13335"/>
-                      <wp:wrapNone/>
-                      <wp:docPr id="990117044" name="Line 3"/>
-                      <wp:cNvGraphicFramePr>
-                        <a:graphicFrameLocks xmlns:a="http://schemas.openxmlformats.org/drawingml/2006/main"/>
-                      </wp:cNvGraphicFramePr>
-                      <a:graphic xmlns:a="http://schemas.openxmlformats.org/drawingml/2006/main">
-                        <a:graphicData uri="http://schemas.microsoft.com/office/word/2010/wordprocessingShape">
-                          <wps:wsp>
-                            <wps:cNvCnPr>
-                              <a:cxnSpLocks noChangeShapeType="1"/>
-                            </wps:cNvCnPr>
-                            <wps:spPr bwMode="auto">
-                              <a:xfrm>
-                                <a:off x="0" y="0"/>
-                                <a:ext cx="1257300" cy="0"/>
-                              </a:xfrm>
-                              <a:prstGeom prst="line">
-                                <a:avLst/>
-                              </a:prstGeom>
-                              <a:noFill/>
-                              <a:ln w="9525">
-                                <a:solidFill>
-                                  <a:srgbClr val="000000"/>
-                                </a:solidFill>
-                                <a:round/>
-                                <a:headEnd/>
-                                <a:tailEnd/>
-                              </a:ln>
-                              <a:extLst>
-                                <a:ext uri="{909E8E84-426E-40DD-AFC4-6F175D3DCCD1}">
-                                  <a14:hiddenFill xmlns:a14="http://schemas.microsoft.com/office/drawing/2010/main">
-                                    <a:noFill/>
-                                  </a14:hiddenFill>
-                                </a:ext>
-                              </a:extLst>
-                            </wps:spPr>
-                            <wps:bodyPr/>
-                          </wps:wsp>
-                        </a:graphicData>
-                      </a:graphic>
-                      <wp14:sizeRelH relativeFrom="page">
-                        <wp14:pctWidth>0</wp14:pctWidth>
-                      </wp14:sizeRelH>
-                      <wp14:sizeRelV relativeFrom="page">
-                        <wp14:pctHeight>0</wp14:pctHeight>
-                      </wp14:sizeRelV>
-                    </wp:anchor>
-                  </w:drawing>
-                </mc:Choice>
-                <mc:Fallback>
-                  <w:pict>
-                    <v:line w14:anchorId="7D53C6A8" id="Line 3" o:spid="_x0000_s1026" style="position:absolute;z-index:251657728;visibility:visible;mso-wrap-style:square;mso-width-percent:0;mso-height-percent:0;mso-wrap-distance-left:9pt;mso-wrap-distance-top:0;mso-wrap-distance-right:9pt;mso-wrap-distance-bottom:0;mso-position-horizontal:absolute;mso-position-horizontal-relative:text;mso-position-vertical:absolute;mso-position-vertical-relative:text;mso-width-percent:0;mso-height-percent:0;mso-width-relative:page;mso-height-relative:page" from="52.25pt,19.35pt" to="151.25pt,19.35pt" o:gfxdata="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"/>
-                  </w:pict>
-                </mc:Fallback>
-              </mc:AlternateContent>
-            </w:r>
-            <w:r>
-              <w:t>Số</w:t>
-            </w:r>
-            <w:r>
-              <w:t>:</w:t>
-            </w:r>
-            <w:r>
-              <w:rPr>
-                <w:lang w:val="vi-VN"/>
-              </w:rPr>
-              <w:t xml:space="preserve">    </w:t>
-            </w:r>
-            <w:r>
-              <w:t>/QĐ-YHUD</w:t>
-            </w:r>
-            <w:r>
-              <w:t>/</w:t>
-            </w:r>
-            <w:r>
-              <w:t>2024</w:t>
-            </w:r>
+              <w:t>Số:    /QĐ-YHUD/{{NAM}}</w:t>
+            </w:r>
+            <w:r/>
+            <w:r/>
+            <w:r>
+              <w:rPr>
+                <w:lang w:val="vi-VN"/>
+              </w:rPr>
+            </w:r>
+            <w:r/>
+            <w:r/>
+            <w:r/>
           </w:p>
           <w:p>
             <w:pPr>
@@ -331,45 +253,39 @@
               <w:rPr>
                 <w:i/>
               </w:rPr>
-              <w:t>Hà Nộ</w:t>
+              <w:t>Hà Nội, ngày    tháng     năm {{NAM}}</w:t>
             </w:r>
             <w:r>
               <w:rPr>
                 <w:i/>
               </w:rPr>
-              <w:t xml:space="preserve">i, ngày </w:t>
             </w:r>
             <w:r>
               <w:rPr>
                 <w:i/>
                 <w:lang w:val="vi-VN"/>
               </w:rPr>
-              <w:t xml:space="preserve">  </w:t>
             </w:r>
             <w:r>
               <w:rPr>
                 <w:i/>
               </w:rPr>
-              <w:t xml:space="preserve"> tháng </w:t>
             </w:r>
             <w:r>
               <w:rPr>
                 <w:i/>
                 <w:lang w:val="vi-VN"/>
               </w:rPr>
-              <w:t xml:space="preserve">   </w:t>
             </w:r>
             <w:r>
               <w:rPr>
                 <w:i/>
               </w:rPr>
-              <w:t xml:space="preserve"> năm </w:t>
             </w:r>
             <w:r>
               <w:rPr>
                 <w:i/>
               </w:rPr>
-              <w:t>2024</w:t>
             </w:r>
           </w:p>
         </w:tc>
@@ -1020,199 +936,175 @@
           <w:szCs w:val="26"/>
           <w:lang w:val="vi-VN"/>
         </w:rPr>
-        <w:t>Điều 1.</w:t>
-      </w:r>
-      <w:r>
-        <w:rPr>
-          <w:sz w:val="26"/>
-          <w:szCs w:val="26"/>
-          <w:lang w:val="vi-VN"/>
-        </w:rPr>
-        <w:t xml:space="preserve"> T</w:t>
-      </w:r>
-      <w:r>
-        <w:rPr>
-          <w:sz w:val="26"/>
-          <w:szCs w:val="26"/>
-          <w:lang w:val="vi-VN"/>
-        </w:rPr>
-        <w:t xml:space="preserve">hành lập Hội đồng Khoa học Công nghệ </w:t>
-      </w:r>
-      <w:r>
-        <w:rPr>
-          <w:sz w:val="26"/>
-          <w:szCs w:val="26"/>
-          <w:lang w:val="vi-VN"/>
-        </w:rPr>
-        <w:t xml:space="preserve">xét duyệt </w:t>
-      </w:r>
-      <w:r>
-        <w:rPr>
-          <w:sz w:val="26"/>
-          <w:szCs w:val="26"/>
-          <w:lang w:val="vi-VN"/>
-        </w:rPr>
-        <w:t>đề cương</w:t>
-      </w:r>
-      <w:r>
-        <w:rPr>
-          <w:sz w:val="26"/>
-          <w:szCs w:val="26"/>
-          <w:lang w:val="vi-VN"/>
-        </w:rPr>
-        <w:t xml:space="preserve"> </w:t>
-      </w:r>
-      <w:r>
-        <w:rPr>
-          <w:sz w:val="26"/>
-          <w:szCs w:val="26"/>
-          <w:lang w:val="vi-VN"/>
-        </w:rPr>
-        <w:t xml:space="preserve">xét duyệt </w:t>
-      </w:r>
-      <w:r>
-        <w:rPr>
-          <w:sz w:val="26"/>
-          <w:szCs w:val="26"/>
-          <w:lang w:val="vi-VN"/>
-        </w:rPr>
-        <w:t xml:space="preserve">đề </w:t>
-      </w:r>
-      <w:r>
-        <w:rPr>
-          <w:sz w:val="26"/>
-          <w:szCs w:val="26"/>
-          <w:lang w:val="vi-VN"/>
-        </w:rPr>
-        <w:t>tài:</w:t>
-      </w:r>
-      <w:r>
-        <w:rPr>
-          <w:sz w:val="26"/>
-          <w:szCs w:val="26"/>
-          <w:lang w:val="vi-VN"/>
-        </w:rPr>
-        <w:t xml:space="preserve"> </w:t>
-      </w:r>
-      <w:r>
-        <w:rPr>
-          <w:sz w:val="26"/>
-          <w:szCs w:val="26"/>
-          <w:lang w:val="vi-VN"/>
-        </w:rPr>
-        <w:t>“</w:t>
-      </w:r>
-      <w:r>
-        <w:rPr>
-          <w:sz w:val="26"/>
-          <w:szCs w:val="26"/>
-          <w:lang w:val="vi-VN"/>
-        </w:rPr>
-        <w:t>Đánh</w:t>
-      </w:r>
-      <w:r>
-        <w:rPr>
-          <w:sz w:val="26"/>
-          <w:szCs w:val="26"/>
-          <w:lang w:val="vi-VN"/>
-        </w:rPr>
-        <w:t xml:space="preserve"> giá hiệu quả sản phẩm sữa dinh dưỡng pha sẵn </w:t>
-      </w:r>
-      <w:r>
-        <w:rPr>
-          <w:sz w:val="26"/>
-          <w:szCs w:val="26"/>
-          <w:lang w:val="vi-VN"/>
-        </w:rPr>
-        <w:t xml:space="preserve">KUN </w:t>
-      </w:r>
-      <w:r>
-        <w:rPr>
-          <w:sz w:val="26"/>
-          <w:szCs w:val="26"/>
-          <w:lang w:val="vi-VN"/>
-        </w:rPr>
-        <w:t xml:space="preserve">DOCTOR </w:t>
-      </w:r>
-      <w:r>
-        <w:rPr>
-          <w:sz w:val="26"/>
-          <w:szCs w:val="26"/>
-          <w:lang w:val="vi-VN"/>
-        </w:rPr>
-        <w:t>COLOSTRUM</w:t>
-      </w:r>
-      <w:r>
-        <w:rPr>
-          <w:sz w:val="26"/>
-          <w:szCs w:val="26"/>
-          <w:lang w:val="vi-VN"/>
-        </w:rPr>
-        <w:t xml:space="preserve"> </w:t>
-      </w:r>
-      <w:r>
-        <w:rPr>
-          <w:sz w:val="26"/>
-          <w:szCs w:val="26"/>
-          <w:lang w:val="vi-VN"/>
-        </w:rPr>
-        <w:t xml:space="preserve">lên tình trạng dinh dưỡng, </w:t>
-      </w:r>
-      <w:r>
-        <w:rPr>
-          <w:sz w:val="26"/>
-          <w:szCs w:val="26"/>
-          <w:lang w:val="vi-VN"/>
-        </w:rPr>
-        <w:t xml:space="preserve">miễn dịch, </w:t>
-      </w:r>
-      <w:r>
-        <w:rPr>
-          <w:sz w:val="26"/>
-          <w:szCs w:val="26"/>
-          <w:lang w:val="vi-VN"/>
-        </w:rPr>
-        <w:t>tiêu hóa</w:t>
-      </w:r>
-      <w:r>
-        <w:rPr>
-          <w:sz w:val="26"/>
-          <w:szCs w:val="26"/>
-          <w:lang w:val="vi-VN"/>
-        </w:rPr>
-        <w:t xml:space="preserve"> và giấc ngủ </w:t>
-      </w:r>
-      <w:r>
-        <w:rPr>
-          <w:sz w:val="26"/>
-          <w:szCs w:val="26"/>
-          <w:lang w:val="vi-VN"/>
-        </w:rPr>
-        <w:t xml:space="preserve">của trẻ từ 24 đến </w:t>
-      </w:r>
-      <w:r>
-        <w:rPr>
-          <w:sz w:val="26"/>
-          <w:szCs w:val="26"/>
-          <w:lang w:val="vi-VN"/>
-        </w:rPr>
-        <w:t>72</w:t>
-      </w:r>
-      <w:r>
-        <w:rPr>
-          <w:sz w:val="26"/>
-          <w:szCs w:val="26"/>
-          <w:lang w:val="vi-VN"/>
-        </w:rPr>
-        <w:t xml:space="preserve"> tháng tuổi</w:t>
-      </w:r>
-      <w:r>
-        <w:rPr>
-          <w:sz w:val="26"/>
-          <w:szCs w:val="26"/>
-          <w:lang w:val="vi-VN"/>
-        </w:rPr>
-        <w:t>” của Viện Y học ứng dụng Việt Nam, gồm các Ông, Bà có tên sau:</w:t>
+        <w:t>Điều 1. Thành lập Hội đồng Khoa học Công nghệ xét duyệt đề cương xét duyệt đề tài: “{{TEN_DE_TAI}}” của Viện Y học ứng dụng Việt Nam, gồm các Ông, Bà có tên sau:</w:t>
+      </w:r>
+      <w:r>
+        <w:rPr>
+          <w:sz w:val="26"/>
+          <w:szCs w:val="26"/>
+          <w:lang w:val="vi-VN"/>
+        </w:rPr>
+      </w:r>
+      <w:r>
+        <w:rPr>
+          <w:sz w:val="26"/>
+          <w:szCs w:val="26"/>
+          <w:lang w:val="vi-VN"/>
+        </w:rPr>
+      </w:r>
+      <w:r>
+        <w:rPr>
+          <w:sz w:val="26"/>
+          <w:szCs w:val="26"/>
+          <w:lang w:val="vi-VN"/>
+        </w:rPr>
+      </w:r>
+      <w:r>
+        <w:rPr>
+          <w:sz w:val="26"/>
+          <w:szCs w:val="26"/>
+          <w:lang w:val="vi-VN"/>
+        </w:rPr>
+      </w:r>
+      <w:r>
+        <w:rPr>
+          <w:sz w:val="26"/>
+          <w:szCs w:val="26"/>
+          <w:lang w:val="vi-VN"/>
+        </w:rPr>
+      </w:r>
+      <w:r>
+        <w:rPr>
+          <w:sz w:val="26"/>
+          <w:szCs w:val="26"/>
+          <w:lang w:val="vi-VN"/>
+        </w:rPr>
+      </w:r>
+      <w:r>
+        <w:rPr>
+          <w:sz w:val="26"/>
+          <w:szCs w:val="26"/>
+          <w:lang w:val="vi-VN"/>
+        </w:rPr>
+      </w:r>
+      <w:r>
+        <w:rPr>
+          <w:sz w:val="26"/>
+          <w:szCs w:val="26"/>
+          <w:lang w:val="vi-VN"/>
+        </w:rPr>
+      </w:r>
+      <w:r>
+        <w:rPr>
+          <w:sz w:val="26"/>
+          <w:szCs w:val="26"/>
+          <w:lang w:val="vi-VN"/>
+        </w:rPr>
+      </w:r>
+      <w:r>
+        <w:rPr>
+          <w:sz w:val="26"/>
+          <w:szCs w:val="26"/>
+          <w:lang w:val="vi-VN"/>
+        </w:rPr>
+      </w:r>
+      <w:r>
+        <w:rPr>
+          <w:sz w:val="26"/>
+          <w:szCs w:val="26"/>
+          <w:lang w:val="vi-VN"/>
+        </w:rPr>
+      </w:r>
+      <w:r>
+        <w:rPr>
+          <w:sz w:val="26"/>
+          <w:szCs w:val="26"/>
+          <w:lang w:val="vi-VN"/>
+        </w:rPr>
+      </w:r>
+      <w:r>
+        <w:rPr>
+          <w:sz w:val="26"/>
+          <w:szCs w:val="26"/>
+          <w:lang w:val="vi-VN"/>
+        </w:rPr>
+      </w:r>
+      <w:r>
+        <w:rPr>
+          <w:sz w:val="26"/>
+          <w:szCs w:val="26"/>
+          <w:lang w:val="vi-VN"/>
+        </w:rPr>
+      </w:r>
+      <w:r>
+        <w:rPr>
+          <w:sz w:val="26"/>
+          <w:szCs w:val="26"/>
+          <w:lang w:val="vi-VN"/>
+        </w:rPr>
+      </w:r>
+      <w:r>
+        <w:rPr>
+          <w:sz w:val="26"/>
+          <w:szCs w:val="26"/>
+          <w:lang w:val="vi-VN"/>
+        </w:rPr>
+      </w:r>
+      <w:r>
+        <w:rPr>
+          <w:sz w:val="26"/>
+          <w:szCs w:val="26"/>
+          <w:lang w:val="vi-VN"/>
+        </w:rPr>
+      </w:r>
+      <w:r>
+        <w:rPr>
+          <w:sz w:val="26"/>
+          <w:szCs w:val="26"/>
+          <w:lang w:val="vi-VN"/>
+        </w:rPr>
+      </w:r>
+      <w:r>
+        <w:rPr>
+          <w:sz w:val="26"/>
+          <w:szCs w:val="26"/>
+          <w:lang w:val="vi-VN"/>
+        </w:rPr>
+      </w:r>
+      <w:r>
+        <w:rPr>
+          <w:sz w:val="26"/>
+          <w:szCs w:val="26"/>
+          <w:lang w:val="vi-VN"/>
+        </w:rPr>
+      </w:r>
+      <w:r>
+        <w:rPr>
+          <w:sz w:val="26"/>
+          <w:szCs w:val="26"/>
+          <w:lang w:val="vi-VN"/>
+        </w:rPr>
+      </w:r>
+      <w:r>
+        <w:rPr>
+          <w:sz w:val="26"/>
+          <w:szCs w:val="26"/>
+          <w:lang w:val="vi-VN"/>
+        </w:rPr>
+      </w:r>
+      <w:r>
+        <w:rPr>
+          <w:sz w:val="26"/>
+          <w:szCs w:val="26"/>
+          <w:lang w:val="vi-VN"/>
+        </w:rPr>
+      </w:r>
+      <w:r>
+        <w:rPr>
+          <w:sz w:val="26"/>
+          <w:szCs w:val="26"/>
+          <w:lang w:val="vi-VN"/>
+        </w:rPr>
       </w:r>
     </w:p>
     <w:tbl>

--- a/02. Hồ sơ khoa học đề cương - MẪU/05. QĐ TLHĐ khoa học xét đề cương.docx
+++ b/02. Hồ sơ khoa học đề cương - MẪU/05. QĐ TLHĐ khoa học xét đề cương.docx
@@ -1,6 +1,6 @@
 
 <file path=word/document.xml><?xml version="1.0" encoding="utf-8"?>
-<w:document xmlns:wpc="http://schemas.microsoft.com/office/word/2010/wordprocessingCanvas" xmlns:cx="http://schemas.microsoft.com/office/drawing/2014/chartex" xmlns:cx1="http://schemas.microsoft.com/office/drawing/2015/9/8/chartex" xmlns:cx2="http://schemas.microsoft.com/office/drawing/2015/10/21/chartex" xmlns:cx3="http://schemas.microsoft.com/office/drawing/2016/5/9/chartex" xmlns:cx4="http://schemas.microsoft.com/office/drawing/2016/5/10/chartex" xmlns:cx5="http://schemas.microsoft.com/office/drawing/2016/5/11/chartex" xmlns:cx6="http://schemas.microsoft.com/office/drawing/2016/5/12/chartex" xmlns:cx7="http://schemas.microsoft.com/office/drawing/2016/5/13/chartex" xmlns:cx8="http://schemas.microsoft.com/office/drawing/2016/5/14/chartex" xmlns:mc="http://schemas.openxmlformats.org/markup-compatibility/2006" xmlns:aink="http://schemas.microsoft.com/office/drawing/2016/ink" xmlns:am3d="http://schemas.microsoft.com/office/drawing/2017/model3d" xmlns:o="urn:schemas-microsoft-com:office:office" xmlns:oel="http://schemas.microsoft.com/office/2019/extlst" xmlns:r="http://schemas.openxmlformats.org/officeDocument/2006/relationships" xmlns:m="http://schemas.openxmlformats.org/officeDocument/2006/math" xmlns:v="urn:schemas-microsoft-com:vml" xmlns:wp14="http://schemas.microsoft.com/office/word/2010/wordprocessingDrawing" xmlns:wp="http://schemas.openxmlformats.org/drawingml/2006/wordprocessingDrawing" xmlns:w10="urn:schemas-microsoft-com:office:word" xmlns:w="http://schemas.openxmlformats.org/wordprocessingml/2006/main" xmlns:w14="http://schemas.microsoft.com/office/word/2010/wordml" xmlns:w15="http://schemas.microsoft.com/office/word/2012/wordml" xmlns:w16cex="http://schemas.microsoft.com/office/word/2018/wordml/cex" xmlns:w16cid="http://schemas.microsoft.com/office/word/2016/wordml/cid" xmlns:w16="http://schemas.microsoft.com/office/word/2018/wordml" xmlns:w16du="http://schemas.microsoft.com/office/word/2023/wordml/word16du" xmlns:w16sdtdh="http://schemas.microsoft.com/office/word/2020/wordml/sdtdatahash" xmlns:w16se="http://schemas.microsoft.com/office/word/2015/wordml/symex" xmlns:wpg="http://schemas.microsoft.com/office/word/2010/wordprocessingGroup" xmlns:wpi="http://schemas.microsoft.com/office/word/2010/wordprocessingInk" xmlns:wne="http://schemas.microsoft.com/office/word/2006/wordml" xmlns:wps="http://schemas.microsoft.com/office/word/2010/wordprocessingShape" mc:Ignorable="w14 w15 w16se w16cid w16 w16cex w16sdtdh w16du wp14">
+<w:document xmlns:wpc="http://schemas.microsoft.com/office/word/2010/wordprocessingCanvas" xmlns:cx="http://schemas.microsoft.com/office/drawing/2014/chartex" xmlns:cx1="http://schemas.microsoft.com/office/drawing/2015/9/8/chartex" xmlns:cx2="http://schemas.microsoft.com/office/drawing/2015/10/21/chartex" xmlns:cx3="http://schemas.microsoft.com/office/drawing/2016/5/9/chartex" xmlns:cx4="http://schemas.microsoft.com/office/drawing/2016/5/10/chartex" xmlns:cx5="http://schemas.microsoft.com/office/drawing/2016/5/11/chartex" xmlns:cx6="http://schemas.microsoft.com/office/drawing/2016/5/12/chartex" xmlns:cx7="http://schemas.microsoft.com/office/drawing/2016/5/13/chartex" xmlns:cx8="http://schemas.microsoft.com/office/drawing/2016/5/14/chartex" xmlns:mc="http://schemas.openxmlformats.org/markup-compatibility/2006" xmlns:aink="http://schemas.microsoft.com/office/drawing/2016/ink" xmlns:am3d="http://schemas.microsoft.com/office/drawing/2017/model3d" xmlns:o="urn:schemas-microsoft-com:office:office" xmlns:oel="http://schemas.microsoft.com/office/2019/extlst" xmlns:r="http://schemas.openxmlformats.org/officeDocument/2006/relationships" xmlns:m="http://schemas.openxmlformats.org/officeDocument/2006/math" xmlns:v="urn:schemas-microsoft-com:vml" xmlns:wp14="http://schemas.microsoft.com/office/word/2010/wordprocessingDrawing" xmlns:wp="http://schemas.openxmlformats.org/drawingml/2006/wordprocessingDrawing" xmlns:w10="urn:schemas-microsoft-com:office:word" xmlns:w="http://schemas.openxmlformats.org/wordprocessingml/2006/main" xmlns:w14="http://schemas.microsoft.com/office/word/2010/wordml" xmlns:w15="http://schemas.microsoft.com/office/word/2012/wordml" xmlns:w16cex="http://schemas.microsoft.com/office/word/2018/wordml/cex" xmlns:w16cid="http://schemas.microsoft.com/office/word/2016/wordml/cid" xmlns:w16="http://schemas.microsoft.com/office/word/2018/wordml" xmlns:w16du="http://schemas.microsoft.com/office/word/2023/wordml/word16du" xmlns:w16sdtdh="http://schemas.microsoft.com/office/word/2020/wordml/sdtdatahash" xmlns:w16sdtfl="http://schemas.microsoft.com/office/word/2024/wordml/sdtformatlock" xmlns:w16se="http://schemas.microsoft.com/office/word/2015/wordml/symex" xmlns:wpg="http://schemas.microsoft.com/office/word/2010/wordprocessingGroup" xmlns:wpi="http://schemas.microsoft.com/office/word/2010/wordprocessingInk" xmlns:wne="http://schemas.microsoft.com/office/word/2006/wordml" xmlns:wps="http://schemas.microsoft.com/office/word/2010/wordprocessingShape" mc:Ignorable="w14 w15 w16se w16cid w16 w16cex w16sdtdh w16sdtfl w16du wp14">
   <w:body>
     <w:tbl>
       <w:tblPr>
@@ -72,18 +72,96 @@
               <w:rPr>
                 <w:noProof/>
               </w:rPr>
-              <w:t>Số:    /QĐ-YHUD/{{NAM}}</w:t>
-            </w:r>
-            <w:r/>
-            <w:r/>
-            <w:r>
-              <w:rPr>
-                <w:lang w:val="vi-VN"/>
-              </w:rPr>
-            </w:r>
-            <w:r/>
-            <w:r/>
-            <w:r/>
+              <mc:AlternateContent>
+                <mc:Choice Requires="wps">
+                  <w:drawing>
+                    <wp:anchor distT="0" distB="0" distL="114300" distR="114300" simplePos="0" relativeHeight="251657728" behindDoc="0" locked="0" layoutInCell="1" allowOverlap="1" wp14:anchorId="4CD8500D" wp14:editId="774A45D4">
+                      <wp:simplePos x="0" y="0"/>
+                      <wp:positionH relativeFrom="column">
+                        <wp:posOffset>663575</wp:posOffset>
+                      </wp:positionH>
+                      <wp:positionV relativeFrom="paragraph">
+                        <wp:posOffset>245745</wp:posOffset>
+                      </wp:positionV>
+                      <wp:extent cx="1257300" cy="0"/>
+                      <wp:effectExtent l="8890" t="5715" r="10160" b="13335"/>
+                      <wp:wrapNone/>
+                      <wp:docPr id="990117044" name="Line 3"/>
+                      <wp:cNvGraphicFramePr>
+                        <a:graphicFrameLocks xmlns:a="http://schemas.openxmlformats.org/drawingml/2006/main"/>
+                      </wp:cNvGraphicFramePr>
+                      <a:graphic xmlns:a="http://schemas.openxmlformats.org/drawingml/2006/main">
+                        <a:graphicData uri="http://schemas.microsoft.com/office/word/2010/wordprocessingShape">
+                          <wps:wsp>
+                            <wps:cNvCnPr>
+                              <a:cxnSpLocks noChangeShapeType="1"/>
+                            </wps:cNvCnPr>
+                            <wps:spPr bwMode="auto">
+                              <a:xfrm>
+                                <a:off x="0" y="0"/>
+                                <a:ext cx="1257300" cy="0"/>
+                              </a:xfrm>
+                              <a:prstGeom prst="line">
+                                <a:avLst/>
+                              </a:prstGeom>
+                              <a:noFill/>
+                              <a:ln w="9525">
+                                <a:solidFill>
+                                  <a:srgbClr val="000000"/>
+                                </a:solidFill>
+                                <a:round/>
+                                <a:headEnd/>
+                                <a:tailEnd/>
+                              </a:ln>
+                              <a:extLst>
+                                <a:ext uri="{909E8E84-426E-40DD-AFC4-6F175D3DCCD1}">
+                                  <a14:hiddenFill xmlns:a14="http://schemas.microsoft.com/office/drawing/2010/main">
+                                    <a:noFill/>
+                                  </a14:hiddenFill>
+                                </a:ext>
+                              </a:extLst>
+                            </wps:spPr>
+                            <wps:bodyPr/>
+                          </wps:wsp>
+                        </a:graphicData>
+                      </a:graphic>
+                      <wp14:sizeRelH relativeFrom="page">
+                        <wp14:pctWidth>0</wp14:pctWidth>
+                      </wp14:sizeRelH>
+                      <wp14:sizeRelV relativeFrom="page">
+                        <wp14:pctHeight>0</wp14:pctHeight>
+                      </wp14:sizeRelV>
+                    </wp:anchor>
+                  </w:drawing>
+                </mc:Choice>
+                <mc:Fallback>
+                  <w:pict>
+                    <v:line w14:anchorId="7D53C6A8" id="Line 3" o:spid="_x0000_s1026" style="position:absolute;z-index:251657728;visibility:visible;mso-wrap-style:square;mso-width-percent:0;mso-height-percent:0;mso-wrap-distance-left:9pt;mso-wrap-distance-top:0;mso-wrap-distance-right:9pt;mso-wrap-distance-bottom:0;mso-position-horizontal:absolute;mso-position-horizontal-relative:text;mso-position-vertical:absolute;mso-position-vertical-relative:text;mso-width-percent:0;mso-height-percent:0;mso-width-relative:page;mso-height-relative:page" from="52.25pt,19.35pt" to="151.25pt,19.35pt" o:gfxdata="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"/>
+                  </w:pict>
+                </mc:Fallback>
+              </mc:AlternateContent>
+            </w:r>
+            <w:r>
+              <w:t>Số</w:t>
+            </w:r>
+            <w:r>
+              <w:t>:</w:t>
+            </w:r>
+            <w:r>
+              <w:rPr>
+                <w:lang w:val="vi-VN"/>
+              </w:rPr>
+              <w:t xml:space="preserve">    </w:t>
+            </w:r>
+            <w:r>
+              <w:t>/QĐ-YHUD</w:t>
+            </w:r>
+            <w:r>
+              <w:t>/</w:t>
+            </w:r>
+            <w:r>
+              <w:t>{{NAM}}</w:t>
+            </w:r>
           </w:p>
           <w:p>
             <w:pPr>
@@ -253,39 +331,45 @@
               <w:rPr>
                 <w:i/>
               </w:rPr>
-              <w:t>Hà Nội, ngày    tháng     năm {{NAM}}</w:t>
+              <w:t>Hà Nộ</w:t>
             </w:r>
             <w:r>
               <w:rPr>
                 <w:i/>
               </w:rPr>
+              <w:t xml:space="preserve">i, ngày </w:t>
             </w:r>
             <w:r>
               <w:rPr>
                 <w:i/>
                 <w:lang w:val="vi-VN"/>
               </w:rPr>
+              <w:t xml:space="preserve">  </w:t>
             </w:r>
             <w:r>
               <w:rPr>
                 <w:i/>
               </w:rPr>
+              <w:t xml:space="preserve"> tháng </w:t>
             </w:r>
             <w:r>
               <w:rPr>
                 <w:i/>
                 <w:lang w:val="vi-VN"/>
               </w:rPr>
+              <w:t xml:space="preserve">   </w:t>
             </w:r>
             <w:r>
               <w:rPr>
                 <w:i/>
               </w:rPr>
+              <w:t xml:space="preserve"> năm </w:t>
             </w:r>
             <w:r>
               <w:rPr>
                 <w:i/>
               </w:rPr>
+              <w:t>{{NAM}}</w:t>
             </w:r>
           </w:p>
         </w:tc>
@@ -936,175 +1020,103 @@
           <w:szCs w:val="26"/>
           <w:lang w:val="vi-VN"/>
         </w:rPr>
-        <w:t>Điều 1. Thành lập Hội đồng Khoa học Công nghệ xét duyệt đề cương xét duyệt đề tài: “{{TEN_DE_TAI}}” của Viện Y học ứng dụng Việt Nam, gồm các Ông, Bà có tên sau:</w:t>
-      </w:r>
-      <w:r>
-        <w:rPr>
-          <w:sz w:val="26"/>
-          <w:szCs w:val="26"/>
-          <w:lang w:val="vi-VN"/>
-        </w:rPr>
-      </w:r>
-      <w:r>
-        <w:rPr>
-          <w:sz w:val="26"/>
-          <w:szCs w:val="26"/>
-          <w:lang w:val="vi-VN"/>
-        </w:rPr>
-      </w:r>
-      <w:r>
-        <w:rPr>
-          <w:sz w:val="26"/>
-          <w:szCs w:val="26"/>
-          <w:lang w:val="vi-VN"/>
-        </w:rPr>
-      </w:r>
-      <w:r>
-        <w:rPr>
-          <w:sz w:val="26"/>
-          <w:szCs w:val="26"/>
-          <w:lang w:val="vi-VN"/>
-        </w:rPr>
-      </w:r>
-      <w:r>
-        <w:rPr>
-          <w:sz w:val="26"/>
-          <w:szCs w:val="26"/>
-          <w:lang w:val="vi-VN"/>
-        </w:rPr>
-      </w:r>
-      <w:r>
-        <w:rPr>
-          <w:sz w:val="26"/>
-          <w:szCs w:val="26"/>
-          <w:lang w:val="vi-VN"/>
-        </w:rPr>
-      </w:r>
-      <w:r>
-        <w:rPr>
-          <w:sz w:val="26"/>
-          <w:szCs w:val="26"/>
-          <w:lang w:val="vi-VN"/>
-        </w:rPr>
-      </w:r>
-      <w:r>
-        <w:rPr>
-          <w:sz w:val="26"/>
-          <w:szCs w:val="26"/>
-          <w:lang w:val="vi-VN"/>
-        </w:rPr>
-      </w:r>
-      <w:r>
-        <w:rPr>
-          <w:sz w:val="26"/>
-          <w:szCs w:val="26"/>
-          <w:lang w:val="vi-VN"/>
-        </w:rPr>
-      </w:r>
-      <w:r>
-        <w:rPr>
-          <w:sz w:val="26"/>
-          <w:szCs w:val="26"/>
-          <w:lang w:val="vi-VN"/>
-        </w:rPr>
-      </w:r>
-      <w:r>
-        <w:rPr>
-          <w:sz w:val="26"/>
-          <w:szCs w:val="26"/>
-          <w:lang w:val="vi-VN"/>
-        </w:rPr>
-      </w:r>
-      <w:r>
-        <w:rPr>
-          <w:sz w:val="26"/>
-          <w:szCs w:val="26"/>
-          <w:lang w:val="vi-VN"/>
-        </w:rPr>
-      </w:r>
-      <w:r>
-        <w:rPr>
-          <w:sz w:val="26"/>
-          <w:szCs w:val="26"/>
-          <w:lang w:val="vi-VN"/>
-        </w:rPr>
-      </w:r>
-      <w:r>
-        <w:rPr>
-          <w:sz w:val="26"/>
-          <w:szCs w:val="26"/>
-          <w:lang w:val="vi-VN"/>
-        </w:rPr>
-      </w:r>
-      <w:r>
-        <w:rPr>
-          <w:sz w:val="26"/>
-          <w:szCs w:val="26"/>
-          <w:lang w:val="vi-VN"/>
-        </w:rPr>
-      </w:r>
-      <w:r>
-        <w:rPr>
-          <w:sz w:val="26"/>
-          <w:szCs w:val="26"/>
-          <w:lang w:val="vi-VN"/>
-        </w:rPr>
-      </w:r>
-      <w:r>
-        <w:rPr>
-          <w:sz w:val="26"/>
-          <w:szCs w:val="26"/>
-          <w:lang w:val="vi-VN"/>
-        </w:rPr>
-      </w:r>
-      <w:r>
-        <w:rPr>
-          <w:sz w:val="26"/>
-          <w:szCs w:val="26"/>
-          <w:lang w:val="vi-VN"/>
-        </w:rPr>
-      </w:r>
-      <w:r>
-        <w:rPr>
-          <w:sz w:val="26"/>
-          <w:szCs w:val="26"/>
-          <w:lang w:val="vi-VN"/>
-        </w:rPr>
-      </w:r>
-      <w:r>
-        <w:rPr>
-          <w:sz w:val="26"/>
-          <w:szCs w:val="26"/>
-          <w:lang w:val="vi-VN"/>
-        </w:rPr>
-      </w:r>
-      <w:r>
-        <w:rPr>
-          <w:sz w:val="26"/>
-          <w:szCs w:val="26"/>
-          <w:lang w:val="vi-VN"/>
-        </w:rPr>
-      </w:r>
-      <w:r>
-        <w:rPr>
-          <w:sz w:val="26"/>
-          <w:szCs w:val="26"/>
-          <w:lang w:val="vi-VN"/>
-        </w:rPr>
-      </w:r>
-      <w:r>
-        <w:rPr>
-          <w:sz w:val="26"/>
-          <w:szCs w:val="26"/>
-          <w:lang w:val="vi-VN"/>
-        </w:rPr>
-      </w:r>
-      <w:r>
-        <w:rPr>
-          <w:sz w:val="26"/>
-          <w:szCs w:val="26"/>
-          <w:lang w:val="vi-VN"/>
-        </w:rPr>
+        <w:t>Điều 1.</w:t>
+      </w:r>
+      <w:r>
+        <w:rPr>
+          <w:sz w:val="26"/>
+          <w:szCs w:val="26"/>
+          <w:lang w:val="vi-VN"/>
+        </w:rPr>
+        <w:t xml:space="preserve"> T</w:t>
+      </w:r>
+      <w:r>
+        <w:rPr>
+          <w:sz w:val="26"/>
+          <w:szCs w:val="26"/>
+          <w:lang w:val="vi-VN"/>
+        </w:rPr>
+        <w:t xml:space="preserve">hành lập Hội đồng Khoa học Công nghệ </w:t>
+      </w:r>
+      <w:r>
+        <w:rPr>
+          <w:sz w:val="26"/>
+          <w:szCs w:val="26"/>
+          <w:lang w:val="vi-VN"/>
+        </w:rPr>
+        <w:t xml:space="preserve">xét duyệt </w:t>
+      </w:r>
+      <w:r>
+        <w:rPr>
+          <w:sz w:val="26"/>
+          <w:szCs w:val="26"/>
+          <w:lang w:val="vi-VN"/>
+        </w:rPr>
+        <w:t>đề cương</w:t>
+      </w:r>
+      <w:r>
+        <w:rPr>
+          <w:sz w:val="26"/>
+          <w:szCs w:val="26"/>
+          <w:lang w:val="vi-VN"/>
+        </w:rPr>
+        <w:t xml:space="preserve"> </w:t>
+      </w:r>
+      <w:r>
+        <w:rPr>
+          <w:sz w:val="26"/>
+          <w:szCs w:val="26"/>
+          <w:lang w:val="vi-VN"/>
+        </w:rPr>
+        <w:t xml:space="preserve">xét duyệt </w:t>
+      </w:r>
+      <w:r>
+        <w:rPr>
+          <w:sz w:val="26"/>
+          <w:szCs w:val="26"/>
+          <w:lang w:val="vi-VN"/>
+        </w:rPr>
+        <w:t xml:space="preserve">đề </w:t>
+      </w:r>
+      <w:r>
+        <w:rPr>
+          <w:sz w:val="26"/>
+          <w:szCs w:val="26"/>
+          <w:lang w:val="vi-VN"/>
+        </w:rPr>
+        <w:t>tài:</w:t>
+      </w:r>
+      <w:r>
+        <w:rPr>
+          <w:sz w:val="26"/>
+          <w:szCs w:val="26"/>
+          <w:lang w:val="vi-VN"/>
+        </w:rPr>
+        <w:t xml:space="preserve"> </w:t>
+      </w:r>
+      <w:r>
+        <w:rPr>
+          <w:sz w:val="26"/>
+          <w:szCs w:val="26"/>
+          <w:lang w:val="vi-VN"/>
+        </w:rPr>
+        <w:t>“</w:t>
+      </w:r>
+      <w:r>
+        <w:rPr>
+          <w:sz w:val="26"/>
+          <w:szCs w:val="26"/>
+          <w:lang w:val="vi-VN"/>
+        </w:rPr>
+        <w:t>{{TEN_DE_TAI}}</w:t>
+      </w:r>
+      <w:r>
+        <w:rPr>
+          <w:sz w:val="26"/>
+          <w:szCs w:val="26"/>
+          <w:lang w:val="vi-VN"/>
+        </w:rPr>
+        <w:t>” của Viện Y học ứng dụng Việt Nam, gồm các Ông, Bà có tên sau:</w:t>
       </w:r>
     </w:p>
     <w:tbl>
@@ -1121,7 +1133,6 @@
         <w:tc>
           <w:tcPr>
             <w:tcW w:w="3510" w:type="dxa"/>
-            <w:shd w:val="clear" w:color="auto" w:fill="auto"/>
           </w:tcPr>
           <w:p>
             <w:pPr>
@@ -1162,7 +1173,6 @@
         <w:tc>
           <w:tcPr>
             <w:tcW w:w="4027" w:type="dxa"/>
-            <w:shd w:val="clear" w:color="auto" w:fill="auto"/>
           </w:tcPr>
           <w:p>
             <w:pPr>
@@ -1191,7 +1201,6 @@
         <w:tc>
           <w:tcPr>
             <w:tcW w:w="1553" w:type="dxa"/>
-            <w:shd w:val="clear" w:color="auto" w:fill="auto"/>
           </w:tcPr>
           <w:p>
             <w:pPr>
@@ -1218,7 +1227,6 @@
         <w:tc>
           <w:tcPr>
             <w:tcW w:w="3510" w:type="dxa"/>
-            <w:shd w:val="clear" w:color="auto" w:fill="auto"/>
           </w:tcPr>
           <w:p>
             <w:pPr>
@@ -1257,7 +1265,6 @@
         <w:tc>
           <w:tcPr>
             <w:tcW w:w="4027" w:type="dxa"/>
-            <w:shd w:val="clear" w:color="auto" w:fill="auto"/>
           </w:tcPr>
           <w:p>
             <w:pPr>
@@ -1284,7 +1291,6 @@
         <w:tc>
           <w:tcPr>
             <w:tcW w:w="1553" w:type="dxa"/>
-            <w:shd w:val="clear" w:color="auto" w:fill="auto"/>
           </w:tcPr>
           <w:p>
             <w:pPr>
@@ -1308,7 +1314,6 @@
         <w:tc>
           <w:tcPr>
             <w:tcW w:w="3510" w:type="dxa"/>
-            <w:shd w:val="clear" w:color="auto" w:fill="auto"/>
           </w:tcPr>
           <w:p>
             <w:pPr>
@@ -1352,7 +1357,6 @@
         <w:tc>
           <w:tcPr>
             <w:tcW w:w="4027" w:type="dxa"/>
-            <w:shd w:val="clear" w:color="auto" w:fill="auto"/>
           </w:tcPr>
           <w:p>
             <w:pPr>
@@ -1374,7 +1378,6 @@
         <w:tc>
           <w:tcPr>
             <w:tcW w:w="1553" w:type="dxa"/>
-            <w:shd w:val="clear" w:color="auto" w:fill="auto"/>
           </w:tcPr>
           <w:p>
             <w:pPr>
@@ -1404,7 +1407,6 @@
         <w:tc>
           <w:tcPr>
             <w:tcW w:w="3510" w:type="dxa"/>
-            <w:shd w:val="clear" w:color="auto" w:fill="auto"/>
           </w:tcPr>
           <w:p>
             <w:pPr>
@@ -1441,7 +1443,6 @@
         <w:tc>
           <w:tcPr>
             <w:tcW w:w="4027" w:type="dxa"/>
-            <w:shd w:val="clear" w:color="auto" w:fill="auto"/>
           </w:tcPr>
           <w:p>
             <w:pPr>
@@ -1466,7 +1467,6 @@
         <w:tc>
           <w:tcPr>
             <w:tcW w:w="1553" w:type="dxa"/>
-            <w:shd w:val="clear" w:color="auto" w:fill="auto"/>
           </w:tcPr>
           <w:p>
             <w:pPr>
@@ -1505,7 +1505,6 @@
         <w:tc>
           <w:tcPr>
             <w:tcW w:w="3510" w:type="dxa"/>
-            <w:shd w:val="clear" w:color="auto" w:fill="auto"/>
           </w:tcPr>
           <w:p>
             <w:pPr>
@@ -1534,7 +1533,6 @@
         <w:tc>
           <w:tcPr>
             <w:tcW w:w="4027" w:type="dxa"/>
-            <w:shd w:val="clear" w:color="auto" w:fill="auto"/>
           </w:tcPr>
           <w:p>
             <w:pPr>
@@ -1558,7 +1556,6 @@
         <w:tc>
           <w:tcPr>
             <w:tcW w:w="1553" w:type="dxa"/>
-            <w:shd w:val="clear" w:color="auto" w:fill="auto"/>
           </w:tcPr>
           <w:p>
             <w:pPr>
@@ -1715,7 +1712,6 @@
         <w:tc>
           <w:tcPr>
             <w:tcW w:w="425" w:type="dxa"/>
-            <w:shd w:val="clear" w:color="auto" w:fill="auto"/>
           </w:tcPr>
           <w:p>
             <w:pPr>
@@ -1738,7 +1734,6 @@
         <w:tc>
           <w:tcPr>
             <w:tcW w:w="2905" w:type="dxa"/>
-            <w:shd w:val="clear" w:color="auto" w:fill="auto"/>
           </w:tcPr>
           <w:p>
             <w:pPr>
@@ -1763,7 +1758,6 @@
         <w:tc>
           <w:tcPr>
             <w:tcW w:w="5322" w:type="dxa"/>
-            <w:shd w:val="clear" w:color="auto" w:fill="auto"/>
           </w:tcPr>
           <w:p>
             <w:pPr>
@@ -1794,7 +1788,6 @@
         <w:tc>
           <w:tcPr>
             <w:tcW w:w="425" w:type="dxa"/>
-            <w:shd w:val="clear" w:color="auto" w:fill="auto"/>
           </w:tcPr>
           <w:p>
             <w:pPr>
@@ -1817,7 +1810,6 @@
         <w:tc>
           <w:tcPr>
             <w:tcW w:w="2905" w:type="dxa"/>
-            <w:shd w:val="clear" w:color="auto" w:fill="auto"/>
           </w:tcPr>
           <w:p>
             <w:pPr>
@@ -1850,7 +1842,6 @@
         <w:tc>
           <w:tcPr>
             <w:tcW w:w="5322" w:type="dxa"/>
-            <w:shd w:val="clear" w:color="auto" w:fill="auto"/>
           </w:tcPr>
           <w:p>
             <w:pPr>
@@ -2378,7 +2369,7 @@
 </file>
 
 <file path=word/endnotes.xml><?xml version="1.0" encoding="utf-8"?>
-<w:endnotes xmlns:wpc="http://schemas.microsoft.com/office/word/2010/wordprocessingCanvas" xmlns:cx="http://schemas.microsoft.com/office/drawing/2014/chartex" xmlns:cx1="http://schemas.microsoft.com/office/drawing/2015/9/8/chartex" xmlns:cx2="http://schemas.microsoft.com/office/drawing/2015/10/21/chartex" xmlns:cx3="http://schemas.microsoft.com/office/drawing/2016/5/9/chartex" xmlns:cx4="http://schemas.microsoft.com/office/drawing/2016/5/10/chartex" xmlns:cx5="http://schemas.microsoft.com/office/drawing/2016/5/11/chartex" xmlns:cx6="http://schemas.microsoft.com/office/drawing/2016/5/12/chartex" xmlns:cx7="http://schemas.microsoft.com/office/drawing/2016/5/13/chartex" xmlns:cx8="http://schemas.microsoft.com/office/drawing/2016/5/14/chartex" xmlns:mc="http://schemas.openxmlformats.org/markup-compatibility/2006" xmlns:aink="http://schemas.microsoft.com/office/drawing/2016/ink" xmlns:am3d="http://schemas.microsoft.com/office/drawing/2017/model3d" xmlns:o="urn:schemas-microsoft-com:office:office" xmlns:oel="http://schemas.microsoft.com/office/2019/extlst" xmlns:r="http://schemas.openxmlformats.org/officeDocument/2006/relationships" xmlns:m="http://schemas.openxmlformats.org/officeDocument/2006/math" xmlns:v="urn:schemas-microsoft-com:vml" xmlns:wp14="http://schemas.microsoft.com/office/word/2010/wordprocessingDrawing" xmlns:wp="http://schemas.openxmlformats.org/drawingml/2006/wordprocessingDrawing" xmlns:w10="urn:schemas-microsoft-com:office:word" xmlns:w="http://schemas.openxmlformats.org/wordprocessingml/2006/main" xmlns:w14="http://schemas.microsoft.com/office/word/2010/wordml" xmlns:w15="http://schemas.microsoft.com/office/word/2012/wordml" xmlns:w16cex="http://schemas.microsoft.com/office/word/2018/wordml/cex" xmlns:w16cid="http://schemas.microsoft.com/office/word/2016/wordml/cid" xmlns:w16="http://schemas.microsoft.com/office/word/2018/wordml" xmlns:w16du="http://schemas.microsoft.com/office/word/2023/wordml/word16du" xmlns:w16sdtdh="http://schemas.microsoft.com/office/word/2020/wordml/sdtdatahash" xmlns:w16se="http://schemas.microsoft.com/office/word/2015/wordml/symex" xmlns:wpg="http://schemas.microsoft.com/office/word/2010/wordprocessingGroup" xmlns:wpi="http://schemas.microsoft.com/office/word/2010/wordprocessingInk" xmlns:wne="http://schemas.microsoft.com/office/word/2006/wordml" xmlns:wps="http://schemas.microsoft.com/office/word/2010/wordprocessingShape" mc:Ignorable="w14 w15 w16se w16cid w16 w16cex w16sdtdh w16du wp14">
+<w:endnotes xmlns:wpc="http://schemas.microsoft.com/office/word/2010/wordprocessingCanvas" xmlns:cx="http://schemas.microsoft.com/office/drawing/2014/chartex" xmlns:cx1="http://schemas.microsoft.com/office/drawing/2015/9/8/chartex" xmlns:cx2="http://schemas.microsoft.com/office/drawing/2015/10/21/chartex" xmlns:cx3="http://schemas.microsoft.com/office/drawing/2016/5/9/chartex" xmlns:cx4="http://schemas.microsoft.com/office/drawing/2016/5/10/chartex" xmlns:cx5="http://schemas.microsoft.com/office/drawing/2016/5/11/chartex" xmlns:cx6="http://schemas.microsoft.com/office/drawing/2016/5/12/chartex" xmlns:cx7="http://schemas.microsoft.com/office/drawing/2016/5/13/chartex" xmlns:cx8="http://schemas.microsoft.com/office/drawing/2016/5/14/chartex" xmlns:mc="http://schemas.openxmlformats.org/markup-compatibility/2006" xmlns:aink="http://schemas.microsoft.com/office/drawing/2016/ink" xmlns:am3d="http://schemas.microsoft.com/office/drawing/2017/model3d" xmlns:o="urn:schemas-microsoft-com:office:office" xmlns:oel="http://schemas.microsoft.com/office/2019/extlst" xmlns:r="http://schemas.openxmlformats.org/officeDocument/2006/relationships" xmlns:m="http://schemas.openxmlformats.org/officeDocument/2006/math" xmlns:v="urn:schemas-microsoft-com:vml" xmlns:wp14="http://schemas.microsoft.com/office/word/2010/wordprocessingDrawing" xmlns:wp="http://schemas.openxmlformats.org/drawingml/2006/wordprocessingDrawing" xmlns:w10="urn:schemas-microsoft-com:office:word" xmlns:w="http://schemas.openxmlformats.org/wordprocessingml/2006/main" xmlns:w14="http://schemas.microsoft.com/office/word/2010/wordml" xmlns:w15="http://schemas.microsoft.com/office/word/2012/wordml" xmlns:w16cex="http://schemas.microsoft.com/office/word/2018/wordml/cex" xmlns:w16cid="http://schemas.microsoft.com/office/word/2016/wordml/cid" xmlns:w16="http://schemas.microsoft.com/office/word/2018/wordml" xmlns:w16du="http://schemas.microsoft.com/office/word/2023/wordml/word16du" xmlns:w16sdtdh="http://schemas.microsoft.com/office/word/2020/wordml/sdtdatahash" xmlns:w16sdtfl="http://schemas.microsoft.com/office/word/2024/wordml/sdtformatlock" xmlns:w16se="http://schemas.microsoft.com/office/word/2015/wordml/symex" xmlns:wpg="http://schemas.microsoft.com/office/word/2010/wordprocessingGroup" xmlns:wpi="http://schemas.microsoft.com/office/word/2010/wordprocessingInk" xmlns:wne="http://schemas.microsoft.com/office/word/2006/wordml" xmlns:wps="http://schemas.microsoft.com/office/word/2010/wordprocessingShape" mc:Ignorable="w14 w15 w16se w16cid w16 w16cex w16sdtdh w16sdtfl w16du wp14">
   <w:endnote w:type="separator" w:id="-1">
     <w:p>
       <w:r>
@@ -2397,7 +2388,7 @@
 </file>
 
 <file path=word/footnotes.xml><?xml version="1.0" encoding="utf-8"?>
-<w:footnotes xmlns:wpc="http://schemas.microsoft.com/office/word/2010/wordprocessingCanvas" xmlns:cx="http://schemas.microsoft.com/office/drawing/2014/chartex" xmlns:cx1="http://schemas.microsoft.com/office/drawing/2015/9/8/chartex" xmlns:cx2="http://schemas.microsoft.com/office/drawing/2015/10/21/chartex" xmlns:cx3="http://schemas.microsoft.com/office/drawing/2016/5/9/chartex" xmlns:cx4="http://schemas.microsoft.com/office/drawing/2016/5/10/chartex" xmlns:cx5="http://schemas.microsoft.com/office/drawing/2016/5/11/chartex" xmlns:cx6="http://schemas.microsoft.com/office/drawing/2016/5/12/chartex" xmlns:cx7="http://schemas.microsoft.com/office/drawing/2016/5/13/chartex" xmlns:cx8="http://schemas.microsoft.com/office/drawing/2016/5/14/chartex" xmlns:mc="http://schemas.openxmlformats.org/markup-compatibility/2006" xmlns:aink="http://schemas.microsoft.com/office/drawing/2016/ink" xmlns:am3d="http://schemas.microsoft.com/office/drawing/2017/model3d" xmlns:o="urn:schemas-microsoft-com:office:office" xmlns:oel="http://schemas.microsoft.com/office/2019/extlst" xmlns:r="http://schemas.openxmlformats.org/officeDocument/2006/relationships" xmlns:m="http://schemas.openxmlformats.org/officeDocument/2006/math" xmlns:v="urn:schemas-microsoft-com:vml" xmlns:wp14="http://schemas.microsoft.com/office/word/2010/wordprocessingDrawing" xmlns:wp="http://schemas.openxmlformats.org/drawingml/2006/wordprocessingDrawing" xmlns:w10="urn:schemas-microsoft-com:office:word" xmlns:w="http://schemas.openxmlformats.org/wordprocessingml/2006/main" xmlns:w14="http://schemas.microsoft.com/office/word/2010/wordml" xmlns:w15="http://schemas.microsoft.com/office/word/2012/wordml" xmlns:w16cex="http://schemas.microsoft.com/office/word/2018/wordml/cex" xmlns:w16cid="http://schemas.microsoft.com/office/word/2016/wordml/cid" xmlns:w16="http://schemas.microsoft.com/office/word/2018/wordml" xmlns:w16du="http://schemas.microsoft.com/office/word/2023/wordml/word16du" xmlns:w16sdtdh="http://schemas.microsoft.com/office/word/2020/wordml/sdtdatahash" xmlns:w16se="http://schemas.microsoft.com/office/word/2015/wordml/symex" xmlns:wpg="http://schemas.microsoft.com/office/word/2010/wordprocessingGroup" xmlns:wpi="http://schemas.microsoft.com/office/word/2010/wordprocessingInk" xmlns:wne="http://schemas.microsoft.com/office/word/2006/wordml" xmlns:wps="http://schemas.microsoft.com/office/word/2010/wordprocessingShape" mc:Ignorable="w14 w15 w16se w16cid w16 w16cex w16sdtdh w16du wp14">
+<w:footnotes xmlns:wpc="http://schemas.microsoft.com/office/word/2010/wordprocessingCanvas" xmlns:cx="http://schemas.microsoft.com/office/drawing/2014/chartex" xmlns:cx1="http://schemas.microsoft.com/office/drawing/2015/9/8/chartex" xmlns:cx2="http://schemas.microsoft.com/office/drawing/2015/10/21/chartex" xmlns:cx3="http://schemas.microsoft.com/office/drawing/2016/5/9/chartex" xmlns:cx4="http://schemas.microsoft.com/office/drawing/2016/5/10/chartex" xmlns:cx5="http://schemas.microsoft.com/office/drawing/2016/5/11/chartex" xmlns:cx6="http://schemas.microsoft.com/office/drawing/2016/5/12/chartex" xmlns:cx7="http://schemas.microsoft.com/office/drawing/2016/5/13/chartex" xmlns:cx8="http://schemas.microsoft.com/office/drawing/2016/5/14/chartex" xmlns:mc="http://schemas.openxmlformats.org/markup-compatibility/2006" xmlns:aink="http://schemas.microsoft.com/office/drawing/2016/ink" xmlns:am3d="http://schemas.microsoft.com/office/drawing/2017/model3d" xmlns:o="urn:schemas-microsoft-com:office:office" xmlns:oel="http://schemas.microsoft.com/office/2019/extlst" xmlns:r="http://schemas.openxmlformats.org/officeDocument/2006/relationships" xmlns:m="http://schemas.openxmlformats.org/officeDocument/2006/math" xmlns:v="urn:schemas-microsoft-com:vml" xmlns:wp14="http://schemas.microsoft.com/office/word/2010/wordprocessingDrawing" xmlns:wp="http://schemas.openxmlformats.org/drawingml/2006/wordprocessingDrawing" xmlns:w10="urn:schemas-microsoft-com:office:word" xmlns:w="http://schemas.openxmlformats.org/wordprocessingml/2006/main" xmlns:w14="http://schemas.microsoft.com/office/word/2010/wordml" xmlns:w15="http://schemas.microsoft.com/office/word/2012/wordml" xmlns:w16cex="http://schemas.microsoft.com/office/word/2018/wordml/cex" xmlns:w16cid="http://schemas.microsoft.com/office/word/2016/wordml/cid" xmlns:w16="http://schemas.microsoft.com/office/word/2018/wordml" xmlns:w16du="http://schemas.microsoft.com/office/word/2023/wordml/word16du" xmlns:w16sdtdh="http://schemas.microsoft.com/office/word/2020/wordml/sdtdatahash" xmlns:w16sdtfl="http://schemas.microsoft.com/office/word/2024/wordml/sdtformatlock" xmlns:w16se="http://schemas.microsoft.com/office/word/2015/wordml/symex" xmlns:wpg="http://schemas.microsoft.com/office/word/2010/wordprocessingGroup" xmlns:wpi="http://schemas.microsoft.com/office/word/2010/wordprocessingInk" xmlns:wne="http://schemas.microsoft.com/office/word/2006/wordml" xmlns:wps="http://schemas.microsoft.com/office/word/2010/wordprocessingShape" mc:Ignorable="w14 w15 w16se w16cid w16 w16cex w16sdtdh w16sdtfl w16du wp14">
   <w:footnote w:type="separator" w:id="-1">
     <w:p>
       <w:r>
@@ -2416,7 +2407,7 @@
 </file>
 
 <file path=word/header1.xml><?xml version="1.0" encoding="utf-8"?>
-<w:hdr xmlns:wpc="http://schemas.microsoft.com/office/word/2010/wordprocessingCanvas" xmlns:cx="http://schemas.microsoft.com/office/drawing/2014/chartex" xmlns:cx1="http://schemas.microsoft.com/office/drawing/2015/9/8/chartex" xmlns:cx2="http://schemas.microsoft.com/office/drawing/2015/10/21/chartex" xmlns:cx3="http://schemas.microsoft.com/office/drawing/2016/5/9/chartex" xmlns:cx4="http://schemas.microsoft.com/office/drawing/2016/5/10/chartex" xmlns:cx5="http://schemas.microsoft.com/office/drawing/2016/5/11/chartex" xmlns:cx6="http://schemas.microsoft.com/office/drawing/2016/5/12/chartex" xmlns:cx7="http://schemas.microsoft.com/office/drawing/2016/5/13/chartex" xmlns:cx8="http://schemas.microsoft.com/office/drawing/2016/5/14/chartex" xmlns:mc="http://schemas.openxmlformats.org/markup-compatibility/2006" xmlns:aink="http://schemas.microsoft.com/office/drawing/2016/ink" xmlns:am3d="http://schemas.microsoft.com/office/drawing/2017/model3d" xmlns:o="urn:schemas-microsoft-com:office:office" xmlns:oel="http://schemas.microsoft.com/office/2019/extlst" xmlns:r="http://schemas.openxmlformats.org/officeDocument/2006/relationships" xmlns:m="http://schemas.openxmlformats.org/officeDocument/2006/math" xmlns:v="urn:schemas-microsoft-com:vml" xmlns:wp14="http://schemas.microsoft.com/office/word/2010/wordprocessingDrawing" xmlns:wp="http://schemas.openxmlformats.org/drawingml/2006/wordprocessingDrawing" xmlns:w10="urn:schemas-microsoft-com:office:word" xmlns:w="http://schemas.openxmlformats.org/wordprocessingml/2006/main" xmlns:w14="http://schemas.microsoft.com/office/word/2010/wordml" xmlns:w15="http://schemas.microsoft.com/office/word/2012/wordml" xmlns:w16cex="http://schemas.microsoft.com/office/word/2018/wordml/cex" xmlns:w16cid="http://schemas.microsoft.com/office/word/2016/wordml/cid" xmlns:w16="http://schemas.microsoft.com/office/word/2018/wordml" xmlns:w16du="http://schemas.microsoft.com/office/word/2023/wordml/word16du" xmlns:w16sdtdh="http://schemas.microsoft.com/office/word/2020/wordml/sdtdatahash" xmlns:w16se="http://schemas.microsoft.com/office/word/2015/wordml/symex" xmlns:wpg="http://schemas.microsoft.com/office/word/2010/wordprocessingGroup" xmlns:wpi="http://schemas.microsoft.com/office/word/2010/wordprocessingInk" xmlns:wne="http://schemas.microsoft.com/office/word/2006/wordml" xmlns:wps="http://schemas.microsoft.com/office/word/2010/wordprocessingShape" mc:Ignorable="w14 w15 w16se w16cid w16 w16cex w16sdtdh w16du wp14">
+<w:hdr xmlns:wpc="http://schemas.microsoft.com/office/word/2010/wordprocessingCanvas" xmlns:cx="http://schemas.microsoft.com/office/drawing/2014/chartex" xmlns:cx1="http://schemas.microsoft.com/office/drawing/2015/9/8/chartex" xmlns:cx2="http://schemas.microsoft.com/office/drawing/2015/10/21/chartex" xmlns:cx3="http://schemas.microsoft.com/office/drawing/2016/5/9/chartex" xmlns:cx4="http://schemas.microsoft.com/office/drawing/2016/5/10/chartex" xmlns:cx5="http://schemas.microsoft.com/office/drawing/2016/5/11/chartex" xmlns:cx6="http://schemas.microsoft.com/office/drawing/2016/5/12/chartex" xmlns:cx7="http://schemas.microsoft.com/office/drawing/2016/5/13/chartex" xmlns:cx8="http://schemas.microsoft.com/office/drawing/2016/5/14/chartex" xmlns:mc="http://schemas.openxmlformats.org/markup-compatibility/2006" xmlns:aink="http://schemas.microsoft.com/office/drawing/2016/ink" xmlns:am3d="http://schemas.microsoft.com/office/drawing/2017/model3d" xmlns:o="urn:schemas-microsoft-com:office:office" xmlns:oel="http://schemas.microsoft.com/office/2019/extlst" xmlns:r="http://schemas.openxmlformats.org/officeDocument/2006/relationships" xmlns:m="http://schemas.openxmlformats.org/officeDocument/2006/math" xmlns:v="urn:schemas-microsoft-com:vml" xmlns:wp14="http://schemas.microsoft.com/office/word/2010/wordprocessingDrawing" xmlns:wp="http://schemas.openxmlformats.org/drawingml/2006/wordprocessingDrawing" xmlns:w10="urn:schemas-microsoft-com:office:word" xmlns:w="http://schemas.openxmlformats.org/wordprocessingml/2006/main" xmlns:w14="http://schemas.microsoft.com/office/word/2010/wordml" xmlns:w15="http://schemas.microsoft.com/office/word/2012/wordml" xmlns:w16cex="http://schemas.microsoft.com/office/word/2018/wordml/cex" xmlns:w16cid="http://schemas.microsoft.com/office/word/2016/wordml/cid" xmlns:w16="http://schemas.microsoft.com/office/word/2018/wordml" xmlns:w16du="http://schemas.microsoft.com/office/word/2023/wordml/word16du" xmlns:w16sdtdh="http://schemas.microsoft.com/office/word/2020/wordml/sdtdatahash" xmlns:w16sdtfl="http://schemas.microsoft.com/office/word/2024/wordml/sdtformatlock" xmlns:w16se="http://schemas.microsoft.com/office/word/2015/wordml/symex" xmlns:wpg="http://schemas.microsoft.com/office/word/2010/wordprocessingGroup" xmlns:wpi="http://schemas.microsoft.com/office/word/2010/wordprocessingInk" xmlns:wne="http://schemas.microsoft.com/office/word/2006/wordml" xmlns:wps="http://schemas.microsoft.com/office/word/2010/wordprocessingShape" mc:Ignorable="w14 w15 w16se w16cid w16 w16cex w16sdtdh w16sdtfl w16du wp14">
   <w:p>
     <w:pPr>
       <w:pStyle w:val="Header"/>
@@ -2427,7 +2418,7 @@
 </file>
 
 <file path=word/numbering.xml><?xml version="1.0" encoding="utf-8"?>
-<w:numbering xmlns:wpc="http://schemas.microsoft.com/office/word/2010/wordprocessingCanvas" xmlns:cx="http://schemas.microsoft.com/office/drawing/2014/chartex" xmlns:cx1="http://schemas.microsoft.com/office/drawing/2015/9/8/chartex" xmlns:cx2="http://schemas.microsoft.com/office/drawing/2015/10/21/chartex" xmlns:cx3="http://schemas.microsoft.com/office/drawing/2016/5/9/chartex" xmlns:cx4="http://schemas.microsoft.com/office/drawing/2016/5/10/chartex" xmlns:cx5="http://schemas.microsoft.com/office/drawing/2016/5/11/chartex" xmlns:cx6="http://schemas.microsoft.com/office/drawing/2016/5/12/chartex" xmlns:cx7="http://schemas.microsoft.com/office/drawing/2016/5/13/chartex" xmlns:cx8="http://schemas.microsoft.com/office/drawing/2016/5/14/chartex" xmlns:mc="http://schemas.openxmlformats.org/markup-compatibility/2006" xmlns:aink="http://schemas.microsoft.com/office/drawing/2016/ink" xmlns:am3d="http://schemas.microsoft.com/office/drawing/2017/model3d" xmlns:o="urn:schemas-microsoft-com:office:office" xmlns:oel="http://schemas.microsoft.com/office/2019/extlst" xmlns:r="http://schemas.openxmlformats.org/officeDocument/2006/relationships" xmlns:m="http://schemas.openxmlformats.org/officeDocument/2006/math" xmlns:v="urn:schemas-microsoft-com:vml" xmlns:wp14="http://schemas.microsoft.com/office/word/2010/wordprocessingDrawing" xmlns:wp="http://schemas.openxmlformats.org/drawingml/2006/wordprocessingDrawing" xmlns:w10="urn:schemas-microsoft-com:office:word" xmlns:w="http://schemas.openxmlformats.org/wordprocessingml/2006/main" xmlns:w14="http://schemas.microsoft.com/office/word/2010/wordml" xmlns:w15="http://schemas.microsoft.com/office/word/2012/wordml" xmlns:w16cex="http://schemas.microsoft.com/office/word/2018/wordml/cex" xmlns:w16cid="http://schemas.microsoft.com/office/word/2016/wordml/cid" xmlns:w16="http://schemas.microsoft.com/office/word/2018/wordml" xmlns:w16du="http://schemas.microsoft.com/office/word/2023/wordml/word16du" xmlns:w16sdtdh="http://schemas.microsoft.com/office/word/2020/wordml/sdtdatahash" xmlns:w16se="http://schemas.microsoft.com/office/word/2015/wordml/symex" xmlns:wpg="http://schemas.microsoft.com/office/word/2010/wordprocessingGroup" xmlns:wpi="http://schemas.microsoft.com/office/word/2010/wordprocessingInk" xmlns:wne="http://schemas.microsoft.com/office/word/2006/wordml" xmlns:wps="http://schemas.microsoft.com/office/word/2010/wordprocessingShape" mc:Ignorable="w14 w15 w16se w16cid w16 w16cex w16sdtdh w16du wp14">
+<w:numbering xmlns:wpc="http://schemas.microsoft.com/office/word/2010/wordprocessingCanvas" xmlns:cx="http://schemas.microsoft.com/office/drawing/2014/chartex" xmlns:cx1="http://schemas.microsoft.com/office/drawing/2015/9/8/chartex" xmlns:cx2="http://schemas.microsoft.com/office/drawing/2015/10/21/chartex" xmlns:cx3="http://schemas.microsoft.com/office/drawing/2016/5/9/chartex" xmlns:cx4="http://schemas.microsoft.com/office/drawing/2016/5/10/chartex" xmlns:cx5="http://schemas.microsoft.com/office/drawing/2016/5/11/chartex" xmlns:cx6="http://schemas.microsoft.com/office/drawing/2016/5/12/chartex" xmlns:cx7="http://schemas.microsoft.com/office/drawing/2016/5/13/chartex" xmlns:cx8="http://schemas.microsoft.com/office/drawing/2016/5/14/chartex" xmlns:mc="http://schemas.openxmlformats.org/markup-compatibility/2006" xmlns:aink="http://schemas.microsoft.com/office/drawing/2016/ink" xmlns:am3d="http://schemas.microsoft.com/office/drawing/2017/model3d" xmlns:o="urn:schemas-microsoft-com:office:office" xmlns:oel="http://schemas.microsoft.com/office/2019/extlst" xmlns:r="http://schemas.openxmlformats.org/officeDocument/2006/relationships" xmlns:m="http://schemas.openxmlformats.org/officeDocument/2006/math" xmlns:v="urn:schemas-microsoft-com:vml" xmlns:wp14="http://schemas.microsoft.com/office/word/2010/wordprocessingDrawing" xmlns:wp="http://schemas.openxmlformats.org/drawingml/2006/wordprocessingDrawing" xmlns:w10="urn:schemas-microsoft-com:office:word" xmlns:w="http://schemas.openxmlformats.org/wordprocessingml/2006/main" xmlns:w14="http://schemas.microsoft.com/office/word/2010/wordml" xmlns:w15="http://schemas.microsoft.com/office/word/2012/wordml" xmlns:w16cex="http://schemas.microsoft.com/office/word/2018/wordml/cex" xmlns:w16cid="http://schemas.microsoft.com/office/word/2016/wordml/cid" xmlns:w16="http://schemas.microsoft.com/office/word/2018/wordml" xmlns:w16du="http://schemas.microsoft.com/office/word/2023/wordml/word16du" xmlns:w16sdtdh="http://schemas.microsoft.com/office/word/2020/wordml/sdtdatahash" xmlns:w16sdtfl="http://schemas.microsoft.com/office/word/2024/wordml/sdtformatlock" xmlns:w16se="http://schemas.microsoft.com/office/word/2015/wordml/symex" xmlns:wpg="http://schemas.microsoft.com/office/word/2010/wordprocessingGroup" xmlns:wpi="http://schemas.microsoft.com/office/word/2010/wordprocessingInk" xmlns:wne="http://schemas.microsoft.com/office/word/2006/wordml" xmlns:wps="http://schemas.microsoft.com/office/word/2010/wordprocessingShape" mc:Ignorable="w14 w15 w16se w16cid w16 w16cex w16sdtdh w16sdtfl w16du wp14">
   <w:abstractNum w:abstractNumId="0" w15:restartNumberingAfterBreak="0">
     <w:nsid w:val="16B54BD5"/>
     <w:multiLevelType w:val="hybridMultilevel"/>
@@ -3017,7 +3008,7 @@
 </file>
 
 <file path=word/styles.xml><?xml version="1.0" encoding="utf-8"?>
-<w:styles xmlns:mc="http://schemas.openxmlformats.org/markup-compatibility/2006" xmlns:r="http://schemas.openxmlformats.org/officeDocument/2006/relationships" xmlns:w="http://schemas.openxmlformats.org/wordprocessingml/2006/main" xmlns:w14="http://schemas.microsoft.com/office/word/2010/wordml" xmlns:w15="http://schemas.microsoft.com/office/word/2012/wordml" xmlns:w16cex="http://schemas.microsoft.com/office/word/2018/wordml/cex" xmlns:w16cid="http://schemas.microsoft.com/office/word/2016/wordml/cid" xmlns:w16="http://schemas.microsoft.com/office/word/2018/wordml" xmlns:w16du="http://schemas.microsoft.com/office/word/2023/wordml/word16du" xmlns:w16sdtdh="http://schemas.microsoft.com/office/word/2020/wordml/sdtdatahash" xmlns:w16se="http://schemas.microsoft.com/office/word/2015/wordml/symex" mc:Ignorable="w14 w15 w16se w16cid w16 w16cex w16sdtdh w16du">
+<w:styles xmlns:mc="http://schemas.openxmlformats.org/markup-compatibility/2006" xmlns:r="http://schemas.openxmlformats.org/officeDocument/2006/relationships" xmlns:w="http://schemas.openxmlformats.org/wordprocessingml/2006/main" xmlns:w14="http://schemas.microsoft.com/office/word/2010/wordml" xmlns:w15="http://schemas.microsoft.com/office/word/2012/wordml" xmlns:w16cex="http://schemas.microsoft.com/office/word/2018/wordml/cex" xmlns:w16cid="http://schemas.microsoft.com/office/word/2016/wordml/cid" xmlns:w16="http://schemas.microsoft.com/office/word/2018/wordml" xmlns:w16du="http://schemas.microsoft.com/office/word/2023/wordml/word16du" xmlns:w16sdtdh="http://schemas.microsoft.com/office/word/2020/wordml/sdtdatahash" xmlns:w16sdtfl="http://schemas.microsoft.com/office/word/2024/wordml/sdtformatlock" xmlns:w16se="http://schemas.microsoft.com/office/word/2015/wordml/symex" mc:Ignorable="w14 w15 w16se w16cid w16 w16cex w16sdtdh w16sdtfl w16du">
   <w:docDefaults>
     <w:rPrDefault>
       <w:rPr>

--- a/02. Hồ sơ khoa học đề cương - MẪU/05. QĐ TLHĐ khoa học xét đề cương.docx
+++ b/02. Hồ sơ khoa học đề cương - MẪU/05. QĐ TLHĐ khoa học xét đề cương.docx
@@ -1152,21 +1152,7 @@
                 <w:szCs w:val="26"/>
                 <w:lang w:val="vi-VN"/>
               </w:rPr>
-              <w:t>Gs. Ts.</w:t>
-            </w:r>
-            <w:r>
-              <w:rPr>
-                <w:szCs w:val="26"/>
-                <w:lang w:val="vi-VN"/>
-              </w:rPr>
-              <w:t xml:space="preserve"> Nguyễn Công Khẩn</w:t>
-            </w:r>
-            <w:r>
-              <w:rPr>
-                <w:szCs w:val="26"/>
-                <w:lang w:val="vi-VN"/>
-              </w:rPr>
-              <w:t xml:space="preserve"> </w:t>
+              <w:t>[Họ và tên Chủ tịch HĐ]</w:t>
             </w:r>
           </w:p>
         </w:tc>
@@ -1187,14 +1173,7 @@
                 <w:szCs w:val="26"/>
                 <w:lang w:val="vi-VN"/>
               </w:rPr>
-              <w:t>Hội</w:t>
-            </w:r>
-            <w:r>
-              <w:rPr>
-                <w:szCs w:val="26"/>
-                <w:lang w:val="vi-VN"/>
-              </w:rPr>
-              <w:t xml:space="preserve"> đồng Đạo đức trong nghiên cứu y sinh học Quốc gia</w:t>
+              <w:t>[Đơn vị công tác]</w:t>
             </w:r>
           </w:p>
         </w:tc>
@@ -1245,20 +1224,7 @@
                 <w:szCs w:val="26"/>
                 <w:lang w:val="vi-VN"/>
               </w:rPr>
-              <w:t xml:space="preserve">PGs. Ts. </w:t>
-            </w:r>
-            <w:r>
-              <w:rPr>
-                <w:szCs w:val="26"/>
-              </w:rPr>
-              <w:t>Hoàng</w:t>
-            </w:r>
-            <w:r>
-              <w:rPr>
-                <w:szCs w:val="26"/>
-                <w:lang w:val="vi-VN"/>
-              </w:rPr>
-              <w:t xml:space="preserve"> Thị Thanh</w:t>
+              <w:t>[Họ và tên Phản biện 1]</w:t>
             </w:r>
           </w:p>
         </w:tc>
@@ -1277,14 +1243,7 @@
               <w:rPr>
                 <w:szCs w:val="26"/>
               </w:rPr>
-              <w:t>Hội</w:t>
-            </w:r>
-            <w:r>
-              <w:rPr>
-                <w:szCs w:val="26"/>
-                <w:lang w:val="vi-VN"/>
-              </w:rPr>
-              <w:t xml:space="preserve"> đồng Đạo đức trong nghiên cứu y sinh học Quốc gia</w:t>
+              <w:t>[Đơn vị công tác]</w:t>
             </w:r>
           </w:p>
         </w:tc>
@@ -1331,26 +1290,7 @@
               <w:rPr>
                 <w:szCs w:val="26"/>
               </w:rPr>
-              <w:t>P</w:t>
-            </w:r>
-            <w:r>
-              <w:rPr>
-                <w:szCs w:val="26"/>
-              </w:rPr>
-              <w:t xml:space="preserve">Gs. Ts. </w:t>
-            </w:r>
-            <w:r>
-              <w:rPr>
-                <w:szCs w:val="26"/>
-              </w:rPr>
-              <w:t>Trần</w:t>
-            </w:r>
-            <w:r>
-              <w:rPr>
-                <w:szCs w:val="26"/>
-                <w:lang w:val="vi-VN"/>
-              </w:rPr>
-              <w:t xml:space="preserve"> Quang Trung</w:t>
+              <w:t>[Họ và tên Phản biện 2]</w:t>
             </w:r>
           </w:p>
         </w:tc>
@@ -1371,7 +1311,7 @@
                 <w:szCs w:val="26"/>
                 <w:lang w:val="vi-VN"/>
               </w:rPr>
-              <w:t>Hiệp hội Sữa Việt Nam</w:t>
+              <w:t>[Đơn vị công tác]</w:t>
             </w:r>
           </w:p>
         </w:tc>
@@ -1427,16 +1367,7 @@
                 <w:szCs w:val="26"/>
                 <w:highlight w:val="yellow"/>
               </w:rPr>
-              <w:t>PGs</w:t>
-            </w:r>
-            <w:r>
-              <w:rPr>
-                <w:sz w:val="26"/>
-                <w:szCs w:val="26"/>
-                <w:highlight w:val="yellow"/>
-                <w:lang w:val="vi-VN"/>
-              </w:rPr>
-              <w:t>. Ts. Lê Bạch Mai</w:t>
+              <w:t>[Họ và tên Ủy viên 1]</w:t>
             </w:r>
           </w:p>
         </w:tc>
@@ -1460,7 +1391,7 @@
                 <w:highlight w:val="yellow"/>
                 <w:lang w:val="vi-VN"/>
               </w:rPr>
-              <w:t>Hội Dinh dưỡng</w:t>
+              <w:t>[Đơn vị công tác]</w:t>
             </w:r>
           </w:p>
         </w:tc>
@@ -1526,7 +1457,7 @@
                 <w:highlight w:val="yellow"/>
                 <w:lang w:val="vi-VN"/>
               </w:rPr>
-              <w:t>Ts. Nguyễn Thanh Tuấn</w:t>
+              <w:t>[Họ và tên Ủy viên 2]</w:t>
             </w:r>
           </w:p>
         </w:tc>
@@ -1549,7 +1480,7 @@
                 <w:highlight w:val="yellow"/>
                 <w:lang w:val="vi-VN"/>
               </w:rPr>
-              <w:t>Tổ chức Sức khỏe Gia đình Quốc tế</w:t>
+              <w:t>[Đơn vị công tác]</w:t>
             </w:r>
           </w:p>
         </w:tc>
@@ -1751,7 +1682,7 @@
                 <w:szCs w:val="26"/>
                 <w:lang w:val="vi-VN"/>
               </w:rPr>
-              <w:t>Trương Phan Hồng Hà</w:t>
+              <w:t>[Họ và tên Thư ký 1]</w:t>
             </w:r>
           </w:p>
         </w:tc>
@@ -1775,7 +1706,7 @@
                 <w:szCs w:val="26"/>
                 <w:lang w:val="vi-VN"/>
               </w:rPr>
-              <w:t>Viện Y học ứng dụng Việt Nam</w:t>
+              <w:t>[Đơn vị công tác]</w:t>
             </w:r>
           </w:p>
         </w:tc>
@@ -1827,15 +1758,7 @@
                 <w:szCs w:val="26"/>
                 <w:lang w:val="vi-VN"/>
               </w:rPr>
-              <w:t xml:space="preserve">Hoàng Hà </w:t>
-            </w:r>
-            <w:r>
-              <w:rPr>
-                <w:sz w:val="26"/>
-                <w:szCs w:val="26"/>
-                <w:lang w:val="vi-VN"/>
-              </w:rPr>
-              <w:t>Linh</w:t>
+              <w:t>[Họ và tên Thư ký 2]</w:t>
             </w:r>
           </w:p>
         </w:tc>
@@ -1859,7 +1782,7 @@
                 <w:szCs w:val="26"/>
                 <w:lang w:val="vi-VN"/>
               </w:rPr>
-              <w:t>Viện Y học ứng dụng Việt Nam</w:t>
+              <w:t>[Đơn vị công tác]</w:t>
             </w:r>
           </w:p>
         </w:tc>
